--- a/doc/PozadavkyPGRF1_Task1_2026.docx
+++ b/doc/PozadavkyPGRF1_Task1_2026.docx
@@ -1,10 +1,10 @@
 
 <file path=word/document.xml><?xml version="1.0" encoding="utf-8"?>
-<w:document xmlns:wpc="http://schemas.microsoft.com/office/word/2010/wordprocessingCanvas" xmlns:cx="http://schemas.microsoft.com/office/drawing/2014/chartex" xmlns:cx1="http://schemas.microsoft.com/office/drawing/2015/9/8/chartex" xmlns:cx2="http://schemas.microsoft.com/office/drawing/2015/10/21/chartex" xmlns:cx3="http://schemas.microsoft.com/office/drawing/2016/5/9/chartex" xmlns:cx4="http://schemas.microsoft.com/office/drawing/2016/5/10/chartex" xmlns:cx5="http://schemas.microsoft.com/office/drawing/2016/5/11/chartex" xmlns:cx6="http://schemas.microsoft.com/office/drawing/2016/5/12/chartex" xmlns:cx7="http://schemas.microsoft.com/office/drawing/2016/5/13/chartex" xmlns:cx8="http://schemas.microsoft.com/office/drawing/2016/5/14/chartex" xmlns:mc="http://schemas.openxmlformats.org/markup-compatibility/2006" xmlns:m="http://schemas.openxmlformats.org/officeDocument/2006/math" xmlns:aink="http://schemas.microsoft.com/office/drawing/2016/ink" xmlns:am3d="http://schemas.microsoft.com/office/drawing/2017/model3d" xmlns:oel="http://schemas.microsoft.com/office/2019/extlst" xmlns:r="http://schemas.openxmlformats.org/officeDocument/2006/relationships" xmlns:wp14="http://schemas.microsoft.com/office/word/2010/wordprocessingDrawing" xmlns:wp="http://schemas.openxmlformats.org/drawingml/2006/wordprocessingDrawing" xmlns:wpg="http://schemas.microsoft.com/office/word/2010/wordprocessingGroup" xmlns:wpi="http://schemas.microsoft.com/office/word/2010/wordprocessingInk" xmlns:wps="http://schemas.microsoft.com/office/word/2010/wordprocessingShape" xmlns:o="urn:schemas-microsoft-com:office:office" xmlns:v="urn:schemas-microsoft-com:vml" xmlns:w10="urn:schemas-microsoft-com:office:word" xmlns:w="http://schemas.openxmlformats.org/wordprocessingml/2006/main" xmlns:w14="http://schemas.microsoft.com/office/word/2010/wordml" xmlns:w15="http://schemas.microsoft.com/office/word/2012/wordml" xmlns:w16cex="http://schemas.microsoft.com/office/word/2018/wordml/cex" xmlns:w16cid="http://schemas.microsoft.com/office/word/2016/wordml/cid" xmlns:w16="http://schemas.microsoft.com/office/word/2018/wordml" xmlns:w16sdtdh="http://schemas.microsoft.com/office/word/2020/wordml/sdtdatahash" xmlns:w16sdtfl="http://schemas.microsoft.com/office/word/2024/wordml/sdtformatlock" xmlns:w16se="http://schemas.microsoft.com/office/word/2015/wordml/symex" xmlns:w16du="http://schemas.microsoft.com/office/word/2023/wordml/word16du" xmlns:wne="http://schemas.microsoft.com/office/word/2006/wordml" mc:Ignorable="w14 w15 w16se w16cid w16 w16cex w16sdtdh w16sdtfl w16du wp14">
+<w:document xmlns:wpc="http://schemas.microsoft.com/office/word/2010/wordprocessingCanvas" xmlns:cx="http://schemas.microsoft.com/office/drawing/2014/chartex" xmlns:cx1="http://schemas.microsoft.com/office/drawing/2015/9/8/chartex" xmlns:mc="http://schemas.openxmlformats.org/markup-compatibility/2006" xmlns:o="urn:schemas-microsoft-com:office:office" xmlns:r="http://schemas.openxmlformats.org/officeDocument/2006/relationships" xmlns:m="http://schemas.openxmlformats.org/officeDocument/2006/math" xmlns:v="urn:schemas-microsoft-com:vml" xmlns:wp14="http://schemas.microsoft.com/office/word/2010/wordprocessingDrawing" xmlns:wp="http://schemas.openxmlformats.org/drawingml/2006/wordprocessingDrawing" xmlns:w10="urn:schemas-microsoft-com:office:word" xmlns:w="http://schemas.openxmlformats.org/wordprocessingml/2006/main" xmlns:w14="http://schemas.microsoft.com/office/word/2010/wordml" xmlns:w15="http://schemas.microsoft.com/office/word/2012/wordml" xmlns:w16se="http://schemas.microsoft.com/office/word/2015/wordml/symex" xmlns:wpg="http://schemas.microsoft.com/office/word/2010/wordprocessingGroup" xmlns:wpi="http://schemas.microsoft.com/office/word/2010/wordprocessingInk" xmlns:wne="http://schemas.microsoft.com/office/word/2006/wordml" xmlns:wps="http://schemas.microsoft.com/office/word/2010/wordprocessingShape" mc:Ignorable="w14 w15 w16se wp14">
   <w:body>
     <w:tbl>
       <w:tblPr>
-        <w:tblStyle w:val="GridTable2"/>
+        <w:tblStyle w:val="Tabulkasmkou2"/>
         <w:tblW w:w="15304" w:type="dxa"/>
         <w:tblBorders>
           <w:top w:val="single" w:sz="4" w:space="0" w:color="auto"/>
@@ -350,6 +350,16 @@
                 <w:lang w:eastAsia="cs-CZ"/>
               </w:rPr>
             </w:pPr>
+            <w:r>
+              <w:rPr>
+                <w:rFonts w:ascii="Arial" w:eastAsia="Times New Roman" w:hAnsi="Arial" w:cs="Arial"/>
+                <w:sz w:val="20"/>
+                <w:szCs w:val="24"/>
+                <w:highlight w:val="yellow"/>
+                <w:lang w:eastAsia="cs-CZ"/>
+              </w:rPr>
+              <w:t>100%</w:t>
+            </w:r>
           </w:p>
         </w:tc>
         <w:tc>
@@ -398,6 +408,7 @@
         </w:trPr>
         <w:tc>
           <w:tcPr>
+            <w:cnfStyle w:val="001000000000" w:firstRow="0" w:lastRow="0" w:firstColumn="1" w:lastColumn="0" w:oddVBand="0" w:evenVBand="0" w:oddHBand="0" w:evenHBand="0" w:firstRowFirstColumn="0" w:firstRowLastColumn="0" w:lastRowFirstColumn="0" w:lastRowLastColumn="0"/>
             <w:tcW w:w="1980" w:type="dxa"/>
             <w:vMerge/>
             <w:shd w:val="clear" w:color="auto" w:fill="FFFFFF" w:themeFill="background1"/>
@@ -406,7 +417,6 @@
           </w:tcPr>
           <w:p>
             <w:pPr>
-              <w:cnfStyle w:val="001000000000" w:firstRow="0" w:lastRow="0" w:firstColumn="1" w:lastColumn="0" w:oddVBand="0" w:evenVBand="0" w:oddHBand="0" w:evenHBand="0" w:firstRowFirstColumn="0" w:firstRowLastColumn="0" w:lastRowFirstColumn="0" w:lastRowLastColumn="0"/>
               <w:rPr>
                 <w:rFonts w:ascii="Arial" w:eastAsia="Times New Roman" w:hAnsi="Arial" w:cs="Arial"/>
                 <w:b w:val="0"/>
@@ -425,6 +435,7 @@
           </w:tcPr>
           <w:p>
             <w:pPr>
+              <w:cnfStyle w:val="000000000000" w:firstRow="0" w:lastRow="0" w:firstColumn="0" w:lastColumn="0" w:oddVBand="0" w:evenVBand="0" w:oddHBand="0" w:evenHBand="0" w:firstRowFirstColumn="0" w:firstRowLastColumn="0" w:lastRowFirstColumn="0" w:lastRowLastColumn="0"/>
               <w:rPr>
                 <w:rFonts w:ascii="Arial" w:eastAsia="Times New Roman" w:hAnsi="Arial" w:cs="Arial"/>
                 <w:sz w:val="20"/>
@@ -500,14 +511,35 @@
           <w:p>
             <w:pPr>
               <w:jc w:val="center"/>
-              <w:rPr>
-                <w:rFonts w:ascii="Arial" w:eastAsia="Times New Roman" w:hAnsi="Arial" w:cs="Arial"/>
-                <w:sz w:val="20"/>
-                <w:szCs w:val="24"/>
-                <w:highlight w:val="yellow"/>
-                <w:lang w:eastAsia="cs-CZ"/>
-              </w:rPr>
-            </w:pPr>
+              <w:cnfStyle w:val="000000000000" w:firstRow="0" w:lastRow="0" w:firstColumn="0" w:lastColumn="0" w:oddVBand="0" w:evenVBand="0" w:oddHBand="0" w:evenHBand="0" w:firstRowFirstColumn="0" w:firstRowLastColumn="0" w:lastRowFirstColumn="0" w:lastRowLastColumn="0"/>
+              <w:rPr>
+                <w:rFonts w:ascii="Arial" w:eastAsia="Times New Roman" w:hAnsi="Arial" w:cs="Arial"/>
+                <w:sz w:val="20"/>
+                <w:szCs w:val="24"/>
+                <w:highlight w:val="yellow"/>
+                <w:lang w:eastAsia="cs-CZ"/>
+              </w:rPr>
+            </w:pPr>
+            <w:r>
+              <w:rPr>
+                <w:rFonts w:ascii="Arial" w:eastAsia="Times New Roman" w:hAnsi="Arial" w:cs="Arial"/>
+                <w:sz w:val="20"/>
+                <w:szCs w:val="24"/>
+                <w:highlight w:val="yellow"/>
+                <w:lang w:eastAsia="cs-CZ"/>
+              </w:rPr>
+              <w:t>10</w:t>
+            </w:r>
+            <w:r>
+              <w:rPr>
+                <w:rFonts w:ascii="Arial" w:eastAsia="Times New Roman" w:hAnsi="Arial" w:cs="Arial"/>
+                <w:sz w:val="20"/>
+                <w:szCs w:val="24"/>
+                <w:highlight w:val="yellow"/>
+                <w:lang w:eastAsia="cs-CZ"/>
+              </w:rPr>
+              <w:t>0%</w:t>
+            </w:r>
           </w:p>
         </w:tc>
         <w:tc>
@@ -520,6 +552,7 @@
           <w:p>
             <w:pPr>
               <w:jc w:val="center"/>
+              <w:cnfStyle w:val="000000000000" w:firstRow="0" w:lastRow="0" w:firstColumn="0" w:lastColumn="0" w:oddVBand="0" w:evenVBand="0" w:oddHBand="0" w:evenHBand="0" w:firstRowFirstColumn="0" w:firstRowLastColumn="0" w:lastRowFirstColumn="0" w:lastRowLastColumn="0"/>
               <w:rPr>
                 <w:rFonts w:ascii="Times New Roman" w:eastAsia="Times New Roman" w:hAnsi="Times New Roman" w:cs="Times New Roman"/>
                 <w:sz w:val="20"/>
@@ -538,6 +571,7 @@
           </w:tcPr>
           <w:p>
             <w:pPr>
+              <w:cnfStyle w:val="000000000000" w:firstRow="0" w:lastRow="0" w:firstColumn="0" w:lastColumn="0" w:oddVBand="0" w:evenVBand="0" w:oddHBand="0" w:evenHBand="0" w:firstRowFirstColumn="0" w:firstRowLastColumn="0" w:lastRowFirstColumn="0" w:lastRowLastColumn="0"/>
               <w:rPr>
                 <w:rFonts w:ascii="Times New Roman" w:eastAsia="Times New Roman" w:hAnsi="Times New Roman" w:cs="Times New Roman"/>
                 <w:sz w:val="20"/>
@@ -629,6 +663,16 @@
                 <w:lang w:eastAsia="cs-CZ"/>
               </w:rPr>
             </w:pPr>
+            <w:r>
+              <w:rPr>
+                <w:rFonts w:ascii="Arial" w:eastAsia="Times New Roman" w:hAnsi="Arial" w:cs="Arial"/>
+                <w:sz w:val="20"/>
+                <w:szCs w:val="24"/>
+                <w:highlight w:val="yellow"/>
+                <w:lang w:eastAsia="cs-CZ"/>
+              </w:rPr>
+              <w:t>100%</w:t>
+            </w:r>
           </w:p>
         </w:tc>
         <w:tc>
@@ -650,6 +694,58 @@
                 <w:lang w:eastAsia="cs-CZ"/>
               </w:rPr>
             </w:pPr>
+            <w:r>
+              <w:rPr>
+                <w:rFonts w:ascii="Times New Roman" w:eastAsia="Times New Roman" w:hAnsi="Times New Roman" w:cs="Times New Roman"/>
+                <w:sz w:val="20"/>
+                <w:szCs w:val="20"/>
+                <w:highlight w:val="yellow"/>
+                <w:lang w:eastAsia="cs-CZ"/>
+              </w:rPr>
+              <w:t xml:space="preserve">Vybrání </w:t>
+            </w:r>
+            <w:r>
+              <w:rPr>
+                <w:rFonts w:ascii="Times New Roman" w:eastAsia="Times New Roman" w:hAnsi="Times New Roman" w:cs="Times New Roman"/>
+                <w:sz w:val="20"/>
+                <w:szCs w:val="20"/>
+                <w:highlight w:val="yellow"/>
+                <w:lang w:eastAsia="cs-CZ"/>
+              </w:rPr>
+              <w:t xml:space="preserve">možnosti </w:t>
+            </w:r>
+            <w:proofErr w:type="spellStart"/>
+            <w:r>
+              <w:rPr>
+                <w:rFonts w:ascii="Times New Roman" w:eastAsia="Times New Roman" w:hAnsi="Times New Roman" w:cs="Times New Roman"/>
+                <w:sz w:val="20"/>
+                <w:szCs w:val="20"/>
+                <w:highlight w:val="yellow"/>
+                <w:lang w:eastAsia="cs-CZ"/>
+              </w:rPr>
+              <w:t>drawer</w:t>
+            </w:r>
+            <w:proofErr w:type="spellEnd"/>
+            <w:r>
+              <w:rPr>
+                <w:rFonts w:ascii="Times New Roman" w:eastAsia="Times New Roman" w:hAnsi="Times New Roman" w:cs="Times New Roman"/>
+                <w:sz w:val="20"/>
+                <w:szCs w:val="20"/>
+                <w:highlight w:val="yellow"/>
+                <w:lang w:eastAsia="cs-CZ"/>
+              </w:rPr>
+              <w:t>:</w:t>
+            </w:r>
+            <w:r>
+              <w:rPr>
+                <w:rFonts w:ascii="Times New Roman" w:eastAsia="Times New Roman" w:hAnsi="Times New Roman" w:cs="Times New Roman"/>
+                <w:sz w:val="20"/>
+                <w:szCs w:val="20"/>
+                <w:highlight w:val="yellow"/>
+                <w:lang w:eastAsia="cs-CZ"/>
+              </w:rPr>
+              <w:t xml:space="preserve"> Lines</w:t>
+            </w:r>
           </w:p>
         </w:tc>
         <w:tc>
@@ -668,6 +764,8 @@
                 <w:lang w:eastAsia="cs-CZ"/>
               </w:rPr>
             </w:pPr>
+            <w:bookmarkStart w:id="0" w:name="_GoBack"/>
+            <w:bookmarkEnd w:id="0"/>
           </w:p>
         </w:tc>
       </w:tr>
@@ -748,6 +846,16 @@
                 <w:lang w:eastAsia="cs-CZ"/>
               </w:rPr>
             </w:pPr>
+            <w:r>
+              <w:rPr>
+                <w:rFonts w:ascii="Arial" w:eastAsia="Times New Roman" w:hAnsi="Arial" w:cs="Arial"/>
+                <w:sz w:val="20"/>
+                <w:szCs w:val="24"/>
+                <w:highlight w:val="yellow"/>
+                <w:lang w:eastAsia="cs-CZ"/>
+              </w:rPr>
+              <w:t>100%</w:t>
+            </w:r>
           </w:p>
         </w:tc>
         <w:tc>
@@ -768,6 +876,86 @@
                 <w:lang w:eastAsia="cs-CZ"/>
               </w:rPr>
             </w:pPr>
+            <w:r>
+              <w:rPr>
+                <w:rFonts w:ascii="Times New Roman" w:eastAsia="Times New Roman" w:hAnsi="Times New Roman" w:cs="Times New Roman"/>
+                <w:sz w:val="20"/>
+                <w:szCs w:val="20"/>
+                <w:highlight w:val="yellow"/>
+                <w:lang w:eastAsia="cs-CZ"/>
+              </w:rPr>
+              <w:t>Stisknut</w:t>
+            </w:r>
+            <w:r>
+              <w:rPr>
+                <w:rFonts w:ascii="Times New Roman" w:eastAsia="Times New Roman" w:hAnsi="Times New Roman" w:cs="Times New Roman"/>
+                <w:sz w:val="20"/>
+                <w:szCs w:val="20"/>
+                <w:highlight w:val="yellow"/>
+                <w:lang w:eastAsia="cs-CZ"/>
+              </w:rPr>
+              <w:t>í a tažení</w:t>
+            </w:r>
+            <w:r>
+              <w:rPr>
+                <w:rFonts w:ascii="Times New Roman" w:eastAsia="Times New Roman" w:hAnsi="Times New Roman" w:cs="Times New Roman"/>
+                <w:sz w:val="20"/>
+                <w:szCs w:val="20"/>
+                <w:highlight w:val="yellow"/>
+                <w:lang w:eastAsia="cs-CZ"/>
+              </w:rPr>
+              <w:t xml:space="preserve"> levé</w:t>
+            </w:r>
+            <w:r>
+              <w:rPr>
+                <w:rFonts w:ascii="Times New Roman" w:eastAsia="Times New Roman" w:hAnsi="Times New Roman" w:cs="Times New Roman"/>
+                <w:sz w:val="20"/>
+                <w:szCs w:val="20"/>
+                <w:highlight w:val="yellow"/>
+                <w:lang w:eastAsia="cs-CZ"/>
+              </w:rPr>
+              <w:t>ho</w:t>
+            </w:r>
+            <w:r>
+              <w:rPr>
+                <w:rFonts w:ascii="Times New Roman" w:eastAsia="Times New Roman" w:hAnsi="Times New Roman" w:cs="Times New Roman"/>
+                <w:sz w:val="20"/>
+                <w:szCs w:val="20"/>
+                <w:highlight w:val="yellow"/>
+                <w:lang w:eastAsia="cs-CZ"/>
+              </w:rPr>
+              <w:t xml:space="preserve"> tlačítk</w:t>
+            </w:r>
+            <w:r>
+              <w:rPr>
+                <w:rFonts w:ascii="Times New Roman" w:eastAsia="Times New Roman" w:hAnsi="Times New Roman" w:cs="Times New Roman"/>
+                <w:sz w:val="20"/>
+                <w:szCs w:val="20"/>
+                <w:highlight w:val="yellow"/>
+                <w:lang w:eastAsia="cs-CZ"/>
+              </w:rPr>
+              <w:t>a</w:t>
+            </w:r>
+            <w:r>
+              <w:rPr>
+                <w:rFonts w:ascii="Times New Roman" w:eastAsia="Times New Roman" w:hAnsi="Times New Roman" w:cs="Times New Roman"/>
+                <w:sz w:val="20"/>
+                <w:szCs w:val="20"/>
+                <w:highlight w:val="yellow"/>
+                <w:lang w:eastAsia="cs-CZ"/>
+              </w:rPr>
+              <w:t xml:space="preserve"> myš</w:t>
+            </w:r>
+            <w:r>
+              <w:rPr>
+                <w:rFonts w:ascii="Times New Roman" w:eastAsia="Times New Roman" w:hAnsi="Times New Roman" w:cs="Times New Roman"/>
+                <w:sz w:val="20"/>
+                <w:szCs w:val="20"/>
+                <w:highlight w:val="yellow"/>
+                <w:lang w:eastAsia="cs-CZ"/>
+              </w:rPr>
+              <w:t>e</w:t>
+            </w:r>
           </w:p>
         </w:tc>
         <w:tc>
@@ -857,6 +1045,16 @@
                 <w:lang w:eastAsia="cs-CZ"/>
               </w:rPr>
             </w:pPr>
+            <w:r>
+              <w:rPr>
+                <w:rFonts w:ascii="Arial" w:eastAsia="Times New Roman" w:hAnsi="Arial" w:cs="Arial"/>
+                <w:sz w:val="20"/>
+                <w:szCs w:val="24"/>
+                <w:highlight w:val="yellow"/>
+                <w:lang w:eastAsia="cs-CZ"/>
+              </w:rPr>
+              <w:t>100%</w:t>
+            </w:r>
           </w:p>
         </w:tc>
         <w:tc>
@@ -978,6 +1176,16 @@
                 <w:lang w:eastAsia="cs-CZ"/>
               </w:rPr>
             </w:pPr>
+            <w:r>
+              <w:rPr>
+                <w:rFonts w:ascii="Arial" w:eastAsia="Times New Roman" w:hAnsi="Arial" w:cs="Arial"/>
+                <w:sz w:val="20"/>
+                <w:szCs w:val="24"/>
+                <w:highlight w:val="yellow"/>
+                <w:lang w:eastAsia="cs-CZ"/>
+              </w:rPr>
+              <w:t>100%</w:t>
+            </w:r>
           </w:p>
         </w:tc>
         <w:tc>
@@ -1089,6 +1297,36 @@
                 <w:lang w:eastAsia="cs-CZ"/>
               </w:rPr>
             </w:pPr>
+            <w:r>
+              <w:rPr>
+                <w:rFonts w:ascii="Arial" w:eastAsia="Times New Roman" w:hAnsi="Arial" w:cs="Arial"/>
+                <w:sz w:val="20"/>
+                <w:szCs w:val="24"/>
+                <w:highlight w:val="yellow"/>
+                <w:lang w:eastAsia="cs-CZ"/>
+              </w:rPr>
+              <w:t>1</w:t>
+            </w:r>
+            <w:r>
+              <w:rPr>
+                <w:rFonts w:ascii="Arial" w:eastAsia="Times New Roman" w:hAnsi="Arial" w:cs="Arial"/>
+                <w:sz w:val="20"/>
+                <w:szCs w:val="24"/>
+                <w:highlight w:val="yellow"/>
+                <w:lang w:eastAsia="cs-CZ"/>
+              </w:rPr>
+              <w:t>0</w:t>
+            </w:r>
+            <w:r>
+              <w:rPr>
+                <w:rFonts w:ascii="Arial" w:eastAsia="Times New Roman" w:hAnsi="Arial" w:cs="Arial"/>
+                <w:sz w:val="20"/>
+                <w:szCs w:val="24"/>
+                <w:highlight w:val="yellow"/>
+                <w:lang w:eastAsia="cs-CZ"/>
+              </w:rPr>
+              <w:t>0%</w:t>
+            </w:r>
           </w:p>
         </w:tc>
         <w:tc>
@@ -1109,6 +1347,16 @@
                 <w:lang w:eastAsia="cs-CZ"/>
               </w:rPr>
             </w:pPr>
+            <w:r>
+              <w:rPr>
+                <w:rFonts w:ascii="Arial" w:eastAsia="Times New Roman" w:hAnsi="Arial" w:cs="Arial"/>
+                <w:sz w:val="20"/>
+                <w:szCs w:val="24"/>
+                <w:highlight w:val="yellow"/>
+                <w:lang w:eastAsia="cs-CZ"/>
+              </w:rPr>
+              <w:t>Kliknutím myši, a tažením (tvorbu polygonu lze ukončit klávesou enter)</w:t>
+            </w:r>
           </w:p>
         </w:tc>
         <w:tc>
@@ -1197,6 +1445,16 @@
                 <w:lang w:eastAsia="cs-CZ"/>
               </w:rPr>
             </w:pPr>
+            <w:r>
+              <w:rPr>
+                <w:rFonts w:ascii="Arial" w:eastAsia="Times New Roman" w:hAnsi="Arial" w:cs="Arial"/>
+                <w:sz w:val="20"/>
+                <w:szCs w:val="24"/>
+                <w:highlight w:val="yellow"/>
+                <w:lang w:eastAsia="cs-CZ"/>
+              </w:rPr>
+              <w:t>100%</w:t>
+            </w:r>
           </w:p>
         </w:tc>
         <w:tc>
@@ -1292,6 +1550,26 @@
                 <w:lang w:eastAsia="cs-CZ"/>
               </w:rPr>
             </w:pPr>
+            <w:r>
+              <w:rPr>
+                <w:rFonts w:ascii="Times New Roman" w:eastAsia="Times New Roman" w:hAnsi="Times New Roman" w:cs="Times New Roman"/>
+                <w:sz w:val="20"/>
+                <w:szCs w:val="20"/>
+                <w:highlight w:val="yellow"/>
+                <w:lang w:eastAsia="cs-CZ"/>
+              </w:rPr>
+              <w:t>10</w:t>
+            </w:r>
+            <w:r>
+              <w:rPr>
+                <w:rFonts w:ascii="Times New Roman" w:eastAsia="Times New Roman" w:hAnsi="Times New Roman" w:cs="Times New Roman"/>
+                <w:sz w:val="20"/>
+                <w:szCs w:val="20"/>
+                <w:highlight w:val="yellow"/>
+                <w:lang w:eastAsia="cs-CZ"/>
+              </w:rPr>
+              <w:t>0%</w:t>
+            </w:r>
           </w:p>
         </w:tc>
         <w:tc>
@@ -1410,6 +1688,24 @@
                 <w:lang w:eastAsia="cs-CZ"/>
               </w:rPr>
             </w:pPr>
+            <w:r>
+              <w:rPr>
+                <w:rFonts w:ascii="Arial" w:eastAsia="Times New Roman" w:hAnsi="Arial" w:cs="Arial"/>
+                <w:sz w:val="20"/>
+                <w:szCs w:val="24"/>
+                <w:lang w:eastAsia="cs-CZ"/>
+              </w:rPr>
+              <w:t>8</w:t>
+            </w:r>
+            <w:r>
+              <w:rPr>
+                <w:rFonts w:ascii="Arial" w:eastAsia="Times New Roman" w:hAnsi="Arial" w:cs="Arial"/>
+                <w:sz w:val="20"/>
+                <w:szCs w:val="24"/>
+                <w:lang w:eastAsia="cs-CZ"/>
+              </w:rPr>
+              <w:t>0%</w:t>
+            </w:r>
           </w:p>
         </w:tc>
         <w:tc>
@@ -1430,6 +1726,15 @@
                 <w:lang w:eastAsia="cs-CZ"/>
               </w:rPr>
             </w:pPr>
+            <w:r>
+              <w:rPr>
+                <w:rFonts w:ascii="Times New Roman" w:eastAsia="Times New Roman" w:hAnsi="Times New Roman" w:cs="Times New Roman"/>
+                <w:sz w:val="20"/>
+                <w:szCs w:val="20"/>
+                <w:lang w:eastAsia="cs-CZ"/>
+              </w:rPr>
+              <w:t>Pravé tlačítko myše</w:t>
+            </w:r>
           </w:p>
         </w:tc>
         <w:tc>
@@ -1448,6 +1753,15 @@
                 <w:lang w:eastAsia="cs-CZ"/>
               </w:rPr>
             </w:pPr>
+            <w:r>
+              <w:rPr>
+                <w:rFonts w:ascii="Times New Roman" w:eastAsia="Times New Roman" w:hAnsi="Times New Roman" w:cs="Times New Roman"/>
+                <w:sz w:val="20"/>
+                <w:szCs w:val="20"/>
+                <w:lang w:eastAsia="cs-CZ"/>
+              </w:rPr>
+              <w:t>U trojúhelníků neimplementováno</w:t>
+            </w:r>
           </w:p>
         </w:tc>
       </w:tr>
@@ -1519,6 +1833,24 @@
                 <w:lang w:eastAsia="cs-CZ"/>
               </w:rPr>
             </w:pPr>
+            <w:r>
+              <w:rPr>
+                <w:rFonts w:ascii="Arial" w:eastAsia="Times New Roman" w:hAnsi="Arial" w:cs="Arial"/>
+                <w:sz w:val="20"/>
+                <w:szCs w:val="24"/>
+                <w:lang w:eastAsia="cs-CZ"/>
+              </w:rPr>
+              <w:t>100</w:t>
+            </w:r>
+            <w:r>
+              <w:rPr>
+                <w:rFonts w:ascii="Arial" w:eastAsia="Times New Roman" w:hAnsi="Arial" w:cs="Arial"/>
+                <w:sz w:val="20"/>
+                <w:szCs w:val="24"/>
+                <w:lang w:eastAsia="cs-CZ"/>
+              </w:rPr>
+              <w:t>%</w:t>
+            </w:r>
           </w:p>
         </w:tc>
         <w:tc>
@@ -1539,6 +1871,26 @@
                 <w:lang w:eastAsia="cs-CZ"/>
               </w:rPr>
             </w:pPr>
+            <w:r>
+              <w:rPr>
+                <w:rFonts w:ascii="Times New Roman" w:eastAsia="Times New Roman" w:hAnsi="Times New Roman" w:cs="Times New Roman"/>
+                <w:sz w:val="20"/>
+                <w:szCs w:val="20"/>
+                <w:lang w:eastAsia="cs-CZ"/>
+              </w:rPr>
+              <w:t xml:space="preserve">Klávesa </w:t>
+            </w:r>
+            <w:proofErr w:type="spellStart"/>
+            <w:r>
+              <w:rPr>
+                <w:rFonts w:ascii="Times New Roman" w:eastAsia="Times New Roman" w:hAnsi="Times New Roman" w:cs="Times New Roman"/>
+                <w:sz w:val="20"/>
+                <w:szCs w:val="20"/>
+                <w:lang w:eastAsia="cs-CZ"/>
+              </w:rPr>
+              <w:t>delete</w:t>
+            </w:r>
+            <w:proofErr w:type="spellEnd"/>
           </w:p>
         </w:tc>
         <w:tc>
@@ -1627,6 +1979,15 @@
                 <w:lang w:eastAsia="cs-CZ"/>
               </w:rPr>
             </w:pPr>
+            <w:r>
+              <w:rPr>
+                <w:rFonts w:ascii="Arial" w:eastAsia="Times New Roman" w:hAnsi="Arial" w:cs="Arial"/>
+                <w:sz w:val="20"/>
+                <w:szCs w:val="24"/>
+                <w:lang w:eastAsia="cs-CZ"/>
+              </w:rPr>
+              <w:t>0%</w:t>
+            </w:r>
           </w:p>
         </w:tc>
         <w:tc>
@@ -1786,6 +2147,24 @@
                 <w:lang w:eastAsia="cs-CZ"/>
               </w:rPr>
             </w:pPr>
+            <w:r>
+              <w:rPr>
+                <w:rFonts w:ascii="Arial" w:eastAsia="Times New Roman" w:hAnsi="Arial" w:cs="Arial"/>
+                <w:sz w:val="20"/>
+                <w:szCs w:val="24"/>
+                <w:lang w:eastAsia="cs-CZ"/>
+              </w:rPr>
+              <w:t>10</w:t>
+            </w:r>
+            <w:r>
+              <w:rPr>
+                <w:rFonts w:ascii="Arial" w:eastAsia="Times New Roman" w:hAnsi="Arial" w:cs="Arial"/>
+                <w:sz w:val="20"/>
+                <w:szCs w:val="24"/>
+                <w:lang w:eastAsia="cs-CZ"/>
+              </w:rPr>
+              <w:t>0%</w:t>
+            </w:r>
           </w:p>
         </w:tc>
         <w:tc>
@@ -1822,6 +2201,15 @@
                 <w:lang w:eastAsia="cs-CZ"/>
               </w:rPr>
             </w:pPr>
+            <w:r>
+              <w:rPr>
+                <w:rFonts w:ascii="Times New Roman" w:eastAsia="Times New Roman" w:hAnsi="Times New Roman" w:cs="Times New Roman"/>
+                <w:sz w:val="20"/>
+                <w:szCs w:val="20"/>
+                <w:lang w:eastAsia="cs-CZ"/>
+              </w:rPr>
+              <w:t>https://github.com/Packalman/UHK-PGRF1-Ukol1</w:t>
+            </w:r>
           </w:p>
         </w:tc>
       </w:tr>
@@ -1873,6 +2261,15 @@
                 <w:lang w:eastAsia="cs-CZ"/>
               </w:rPr>
             </w:pPr>
+            <w:r>
+              <w:rPr>
+                <w:rFonts w:ascii="Arial" w:eastAsia="Times New Roman" w:hAnsi="Arial" w:cs="Arial"/>
+                <w:sz w:val="20"/>
+                <w:szCs w:val="24"/>
+                <w:lang w:eastAsia="cs-CZ"/>
+              </w:rPr>
+              <w:t>Vykreslení vyplněného trojúhelníku</w:t>
+            </w:r>
           </w:p>
         </w:tc>
         <w:tc>
@@ -1893,6 +2290,33 @@
                 <w:lang w:eastAsia="cs-CZ"/>
               </w:rPr>
             </w:pPr>
+            <w:r>
+              <w:rPr>
+                <w:rFonts w:ascii="Times New Roman" w:eastAsia="Times New Roman" w:hAnsi="Times New Roman" w:cs="Times New Roman"/>
+                <w:sz w:val="20"/>
+                <w:szCs w:val="20"/>
+                <w:lang w:eastAsia="cs-CZ"/>
+              </w:rPr>
+              <w:t>1</w:t>
+            </w:r>
+            <w:r>
+              <w:rPr>
+                <w:rFonts w:ascii="Times New Roman" w:eastAsia="Times New Roman" w:hAnsi="Times New Roman" w:cs="Times New Roman"/>
+                <w:sz w:val="20"/>
+                <w:szCs w:val="20"/>
+                <w:lang w:eastAsia="cs-CZ"/>
+              </w:rPr>
+              <w:t>0</w:t>
+            </w:r>
+            <w:r>
+              <w:rPr>
+                <w:rFonts w:ascii="Times New Roman" w:eastAsia="Times New Roman" w:hAnsi="Times New Roman" w:cs="Times New Roman"/>
+                <w:sz w:val="20"/>
+                <w:szCs w:val="20"/>
+                <w:lang w:eastAsia="cs-CZ"/>
+              </w:rPr>
+              <w:t>0%</w:t>
+            </w:r>
           </w:p>
         </w:tc>
         <w:tc>
@@ -1913,6 +2337,66 @@
                 <w:lang w:eastAsia="cs-CZ"/>
               </w:rPr>
             </w:pPr>
+            <w:proofErr w:type="spellStart"/>
+            <w:r>
+              <w:rPr>
+                <w:rFonts w:ascii="Times New Roman" w:eastAsia="Times New Roman" w:hAnsi="Times New Roman" w:cs="Times New Roman"/>
+                <w:sz w:val="20"/>
+                <w:szCs w:val="20"/>
+                <w:lang w:eastAsia="cs-CZ"/>
+              </w:rPr>
+              <w:t>Drawer</w:t>
+            </w:r>
+            <w:proofErr w:type="spellEnd"/>
+            <w:r>
+              <w:rPr>
+                <w:rFonts w:ascii="Times New Roman" w:eastAsia="Times New Roman" w:hAnsi="Times New Roman" w:cs="Times New Roman"/>
+                <w:sz w:val="20"/>
+                <w:szCs w:val="20"/>
+                <w:lang w:eastAsia="cs-CZ"/>
+              </w:rPr>
+              <w:t>:</w:t>
+            </w:r>
+            <w:r>
+              <w:rPr>
+                <w:rFonts w:ascii="Times New Roman" w:eastAsia="Times New Roman" w:hAnsi="Times New Roman" w:cs="Times New Roman"/>
+                <w:sz w:val="20"/>
+                <w:szCs w:val="20"/>
+                <w:lang w:eastAsia="cs-CZ"/>
+              </w:rPr>
+              <w:t xml:space="preserve"> </w:t>
+            </w:r>
+            <w:proofErr w:type="spellStart"/>
+            <w:r>
+              <w:rPr>
+                <w:rFonts w:ascii="Times New Roman" w:eastAsia="Times New Roman" w:hAnsi="Times New Roman" w:cs="Times New Roman"/>
+                <w:sz w:val="20"/>
+                <w:szCs w:val="20"/>
+                <w:lang w:eastAsia="cs-CZ"/>
+              </w:rPr>
+              <w:t>Filled</w:t>
+            </w:r>
+            <w:proofErr w:type="spellEnd"/>
+            <w:r>
+              <w:rPr>
+                <w:rFonts w:ascii="Times New Roman" w:eastAsia="Times New Roman" w:hAnsi="Times New Roman" w:cs="Times New Roman"/>
+                <w:sz w:val="20"/>
+                <w:szCs w:val="20"/>
+                <w:lang w:eastAsia="cs-CZ"/>
+              </w:rPr>
+              <w:t xml:space="preserve"> </w:t>
+            </w:r>
+            <w:proofErr w:type="spellStart"/>
+            <w:r>
+              <w:rPr>
+                <w:rFonts w:ascii="Times New Roman" w:eastAsia="Times New Roman" w:hAnsi="Times New Roman" w:cs="Times New Roman"/>
+                <w:sz w:val="20"/>
+                <w:szCs w:val="20"/>
+                <w:lang w:eastAsia="cs-CZ"/>
+              </w:rPr>
+              <w:t>triangles</w:t>
+            </w:r>
+            <w:proofErr w:type="spellEnd"/>
           </w:p>
         </w:tc>
         <w:tc>
@@ -1981,6 +2465,53 @@
                 <w:lang w:eastAsia="cs-CZ"/>
               </w:rPr>
             </w:pPr>
+            <w:r>
+              <w:rPr>
+                <w:rFonts w:ascii="Arial" w:eastAsia="Times New Roman" w:hAnsi="Arial" w:cs="Arial"/>
+                <w:sz w:val="20"/>
+                <w:szCs w:val="24"/>
+                <w:lang w:eastAsia="cs-CZ"/>
+              </w:rPr>
+              <w:t xml:space="preserve">Vykreslení </w:t>
+            </w:r>
+            <w:r>
+              <w:rPr>
+                <w:rFonts w:ascii="Arial" w:eastAsia="Times New Roman" w:hAnsi="Arial" w:cs="Arial"/>
+                <w:sz w:val="20"/>
+                <w:szCs w:val="24"/>
+                <w:lang w:eastAsia="cs-CZ"/>
+              </w:rPr>
+              <w:t>barevného trojúhelníku</w:t>
+            </w:r>
+            <w:r>
+              <w:rPr>
+                <w:rFonts w:ascii="Arial" w:eastAsia="Times New Roman" w:hAnsi="Arial" w:cs="Arial"/>
+                <w:sz w:val="20"/>
+                <w:szCs w:val="24"/>
+                <w:lang w:eastAsia="cs-CZ"/>
+              </w:rPr>
+              <w:t xml:space="preserve"> s využitím </w:t>
+            </w:r>
+            <w:proofErr w:type="spellStart"/>
+            <w:r>
+              <w:rPr>
+                <w:rFonts w:ascii="Arial" w:eastAsia="Times New Roman" w:hAnsi="Arial" w:cs="Arial"/>
+                <w:sz w:val="20"/>
+                <w:szCs w:val="24"/>
+                <w:lang w:eastAsia="cs-CZ"/>
+              </w:rPr>
+              <w:t>barrycentrických</w:t>
+            </w:r>
+            <w:proofErr w:type="spellEnd"/>
+            <w:r>
+              <w:rPr>
+                <w:rFonts w:ascii="Arial" w:eastAsia="Times New Roman" w:hAnsi="Arial" w:cs="Arial"/>
+                <w:sz w:val="20"/>
+                <w:szCs w:val="24"/>
+                <w:lang w:eastAsia="cs-CZ"/>
+              </w:rPr>
+              <w:t xml:space="preserve"> souřadnic</w:t>
+            </w:r>
           </w:p>
         </w:tc>
         <w:tc>
@@ -2000,6 +2531,33 @@
                 <w:lang w:eastAsia="cs-CZ"/>
               </w:rPr>
             </w:pPr>
+            <w:r>
+              <w:rPr>
+                <w:rFonts w:ascii="Times New Roman" w:eastAsia="Times New Roman" w:hAnsi="Times New Roman" w:cs="Times New Roman"/>
+                <w:sz w:val="20"/>
+                <w:szCs w:val="20"/>
+                <w:lang w:eastAsia="cs-CZ"/>
+              </w:rPr>
+              <w:t>1</w:t>
+            </w:r>
+            <w:r>
+              <w:rPr>
+                <w:rFonts w:ascii="Times New Roman" w:eastAsia="Times New Roman" w:hAnsi="Times New Roman" w:cs="Times New Roman"/>
+                <w:sz w:val="20"/>
+                <w:szCs w:val="20"/>
+                <w:lang w:eastAsia="cs-CZ"/>
+              </w:rPr>
+              <w:t>0</w:t>
+            </w:r>
+            <w:r>
+              <w:rPr>
+                <w:rFonts w:ascii="Times New Roman" w:eastAsia="Times New Roman" w:hAnsi="Times New Roman" w:cs="Times New Roman"/>
+                <w:sz w:val="20"/>
+                <w:szCs w:val="20"/>
+                <w:lang w:eastAsia="cs-CZ"/>
+              </w:rPr>
+              <w:t>0%</w:t>
+            </w:r>
           </w:p>
         </w:tc>
         <w:tc>
@@ -2019,6 +2577,37 @@
                 <w:lang w:eastAsia="cs-CZ"/>
               </w:rPr>
             </w:pPr>
+            <w:proofErr w:type="spellStart"/>
+            <w:r>
+              <w:rPr>
+                <w:rFonts w:ascii="Times New Roman" w:eastAsia="Times New Roman" w:hAnsi="Times New Roman" w:cs="Times New Roman"/>
+                <w:sz w:val="20"/>
+                <w:szCs w:val="20"/>
+                <w:lang w:eastAsia="cs-CZ"/>
+              </w:rPr>
+              <w:t>Drawer</w:t>
+            </w:r>
+            <w:proofErr w:type="spellEnd"/>
+            <w:r>
+              <w:rPr>
+                <w:rFonts w:ascii="Times New Roman" w:eastAsia="Times New Roman" w:hAnsi="Times New Roman" w:cs="Times New Roman"/>
+                <w:sz w:val="20"/>
+                <w:szCs w:val="20"/>
+                <w:lang w:eastAsia="cs-CZ"/>
+              </w:rPr>
+              <w:t xml:space="preserve">: RGB </w:t>
+            </w:r>
+            <w:proofErr w:type="spellStart"/>
+            <w:r>
+              <w:rPr>
+                <w:rFonts w:ascii="Times New Roman" w:eastAsia="Times New Roman" w:hAnsi="Times New Roman" w:cs="Times New Roman"/>
+                <w:sz w:val="20"/>
+                <w:szCs w:val="20"/>
+                <w:lang w:eastAsia="cs-CZ"/>
+              </w:rPr>
+              <w:t>triangles</w:t>
+            </w:r>
+            <w:proofErr w:type="spellEnd"/>
           </w:p>
         </w:tc>
         <w:tc>
@@ -2076,6 +2665,44 @@
                 <w:lang w:eastAsia="cs-CZ"/>
               </w:rPr>
             </w:pPr>
+            <w:r>
+              <w:rPr>
+                <w:rFonts w:ascii="Arial" w:eastAsia="Times New Roman" w:hAnsi="Arial" w:cs="Arial"/>
+                <w:sz w:val="20"/>
+                <w:szCs w:val="24"/>
+                <w:lang w:eastAsia="cs-CZ"/>
+              </w:rPr>
+              <w:t>Vykreslení textury</w:t>
+            </w:r>
+            <w:r>
+              <w:rPr>
+                <w:rFonts w:ascii="Arial" w:eastAsia="Times New Roman" w:hAnsi="Arial" w:cs="Arial"/>
+                <w:sz w:val="20"/>
+                <w:szCs w:val="24"/>
+                <w:lang w:eastAsia="cs-CZ"/>
+              </w:rPr>
+              <w:t xml:space="preserve"> s využitím </w:t>
+            </w:r>
+            <w:proofErr w:type="spellStart"/>
+            <w:r>
+              <w:rPr>
+                <w:rFonts w:ascii="Arial" w:eastAsia="Times New Roman" w:hAnsi="Arial" w:cs="Arial"/>
+                <w:sz w:val="20"/>
+                <w:szCs w:val="24"/>
+                <w:lang w:eastAsia="cs-CZ"/>
+              </w:rPr>
+              <w:t>barrycentrických</w:t>
+            </w:r>
+            <w:proofErr w:type="spellEnd"/>
+            <w:r>
+              <w:rPr>
+                <w:rFonts w:ascii="Arial" w:eastAsia="Times New Roman" w:hAnsi="Arial" w:cs="Arial"/>
+                <w:sz w:val="20"/>
+                <w:szCs w:val="24"/>
+                <w:lang w:eastAsia="cs-CZ"/>
+              </w:rPr>
+              <w:t xml:space="preserve"> souřadnic</w:t>
+            </w:r>
           </w:p>
         </w:tc>
         <w:tc>
@@ -2095,6 +2722,33 @@
                 <w:lang w:eastAsia="cs-CZ"/>
               </w:rPr>
             </w:pPr>
+            <w:r>
+              <w:rPr>
+                <w:rFonts w:ascii="Times New Roman" w:eastAsia="Times New Roman" w:hAnsi="Times New Roman" w:cs="Times New Roman"/>
+                <w:sz w:val="20"/>
+                <w:szCs w:val="20"/>
+                <w:lang w:eastAsia="cs-CZ"/>
+              </w:rPr>
+              <w:t>1</w:t>
+            </w:r>
+            <w:r>
+              <w:rPr>
+                <w:rFonts w:ascii="Times New Roman" w:eastAsia="Times New Roman" w:hAnsi="Times New Roman" w:cs="Times New Roman"/>
+                <w:sz w:val="20"/>
+                <w:szCs w:val="20"/>
+                <w:lang w:eastAsia="cs-CZ"/>
+              </w:rPr>
+              <w:t>0</w:t>
+            </w:r>
+            <w:r>
+              <w:rPr>
+                <w:rFonts w:ascii="Times New Roman" w:eastAsia="Times New Roman" w:hAnsi="Times New Roman" w:cs="Times New Roman"/>
+                <w:sz w:val="20"/>
+                <w:szCs w:val="20"/>
+                <w:lang w:eastAsia="cs-CZ"/>
+              </w:rPr>
+              <w:t>0%</w:t>
+            </w:r>
           </w:p>
         </w:tc>
         <w:tc>
@@ -2114,6 +2768,57 @@
                 <w:lang w:eastAsia="cs-CZ"/>
               </w:rPr>
             </w:pPr>
+            <w:proofErr w:type="spellStart"/>
+            <w:r>
+              <w:rPr>
+                <w:rFonts w:ascii="Times New Roman" w:eastAsia="Times New Roman" w:hAnsi="Times New Roman" w:cs="Times New Roman"/>
+                <w:sz w:val="20"/>
+                <w:szCs w:val="20"/>
+                <w:lang w:eastAsia="cs-CZ"/>
+              </w:rPr>
+              <w:t>Drawer</w:t>
+            </w:r>
+            <w:proofErr w:type="spellEnd"/>
+            <w:r>
+              <w:rPr>
+                <w:rFonts w:ascii="Times New Roman" w:eastAsia="Times New Roman" w:hAnsi="Times New Roman" w:cs="Times New Roman"/>
+                <w:sz w:val="20"/>
+                <w:szCs w:val="20"/>
+                <w:lang w:eastAsia="cs-CZ"/>
+              </w:rPr>
+              <w:t xml:space="preserve">: </w:t>
+            </w:r>
+            <w:proofErr w:type="spellStart"/>
+            <w:r>
+              <w:rPr>
+                <w:rFonts w:ascii="Times New Roman" w:eastAsia="Times New Roman" w:hAnsi="Times New Roman" w:cs="Times New Roman"/>
+                <w:sz w:val="20"/>
+                <w:szCs w:val="20"/>
+                <w:lang w:eastAsia="cs-CZ"/>
+              </w:rPr>
+              <w:t>Textured</w:t>
+            </w:r>
+            <w:proofErr w:type="spellEnd"/>
+            <w:r>
+              <w:rPr>
+                <w:rFonts w:ascii="Times New Roman" w:eastAsia="Times New Roman" w:hAnsi="Times New Roman" w:cs="Times New Roman"/>
+                <w:sz w:val="20"/>
+                <w:szCs w:val="20"/>
+                <w:lang w:eastAsia="cs-CZ"/>
+              </w:rPr>
+              <w:t xml:space="preserve"> </w:t>
+            </w:r>
+            <w:proofErr w:type="spellStart"/>
+            <w:r>
+              <w:rPr>
+                <w:rFonts w:ascii="Times New Roman" w:eastAsia="Times New Roman" w:hAnsi="Times New Roman" w:cs="Times New Roman"/>
+                <w:sz w:val="20"/>
+                <w:szCs w:val="20"/>
+                <w:lang w:eastAsia="cs-CZ"/>
+              </w:rPr>
+              <w:t>triangles</w:t>
+            </w:r>
+            <w:proofErr w:type="spellEnd"/>
           </w:p>
         </w:tc>
         <w:tc>
@@ -2172,6 +2877,15 @@
                 <w:lang w:eastAsia="cs-CZ"/>
               </w:rPr>
             </w:pPr>
+            <w:r>
+              <w:rPr>
+                <w:rFonts w:ascii="Arial" w:eastAsia="Times New Roman" w:hAnsi="Arial" w:cs="Arial"/>
+                <w:sz w:val="20"/>
+                <w:szCs w:val="24"/>
+                <w:lang w:eastAsia="cs-CZ"/>
+              </w:rPr>
+              <w:t>Mazání úseček</w:t>
+            </w:r>
           </w:p>
         </w:tc>
         <w:tc>
@@ -2191,6 +2905,15 @@
                 <w:lang w:eastAsia="cs-CZ"/>
               </w:rPr>
             </w:pPr>
+            <w:r>
+              <w:rPr>
+                <w:rFonts w:ascii="Times New Roman" w:eastAsia="Times New Roman" w:hAnsi="Times New Roman" w:cs="Times New Roman"/>
+                <w:sz w:val="20"/>
+                <w:szCs w:val="20"/>
+                <w:lang w:eastAsia="cs-CZ"/>
+              </w:rPr>
+              <w:t>100%</w:t>
+            </w:r>
           </w:p>
         </w:tc>
         <w:tc>
@@ -2210,6 +2933,26 @@
                 <w:lang w:eastAsia="cs-CZ"/>
               </w:rPr>
             </w:pPr>
+            <w:r>
+              <w:rPr>
+                <w:rFonts w:ascii="Times New Roman" w:eastAsia="Times New Roman" w:hAnsi="Times New Roman" w:cs="Times New Roman"/>
+                <w:sz w:val="20"/>
+                <w:szCs w:val="20"/>
+                <w:lang w:eastAsia="cs-CZ"/>
+              </w:rPr>
+              <w:t xml:space="preserve">Klávesa </w:t>
+            </w:r>
+            <w:proofErr w:type="spellStart"/>
+            <w:r>
+              <w:rPr>
+                <w:rFonts w:ascii="Times New Roman" w:eastAsia="Times New Roman" w:hAnsi="Times New Roman" w:cs="Times New Roman"/>
+                <w:sz w:val="20"/>
+                <w:szCs w:val="20"/>
+                <w:lang w:eastAsia="cs-CZ"/>
+              </w:rPr>
+              <w:t>delete</w:t>
+            </w:r>
+            <w:proofErr w:type="spellEnd"/>
           </w:p>
         </w:tc>
         <w:tc>
@@ -2367,6 +3110,161 @@
                 <w:lang w:eastAsia="cs-CZ"/>
               </w:rPr>
             </w:pPr>
+            <w:r>
+              <w:rPr>
+                <w:rFonts w:ascii="Times New Roman" w:eastAsia="Times New Roman" w:hAnsi="Times New Roman" w:cs="Times New Roman"/>
+                <w:sz w:val="20"/>
+                <w:szCs w:val="20"/>
+                <w:lang w:eastAsia="cs-CZ"/>
+              </w:rPr>
+              <w:t xml:space="preserve">Při tvorbě RGB trojúhelníku jsem hledal způsob, </w:t>
+            </w:r>
+            <w:r>
+              <w:rPr>
+                <w:rFonts w:ascii="Times New Roman" w:eastAsia="Times New Roman" w:hAnsi="Times New Roman" w:cs="Times New Roman"/>
+                <w:sz w:val="20"/>
+                <w:szCs w:val="20"/>
+                <w:lang w:eastAsia="cs-CZ"/>
+              </w:rPr>
+              <w:t>jak p</w:t>
+            </w:r>
+            <w:r>
+              <w:rPr>
+                <w:rFonts w:ascii="Times New Roman" w:eastAsia="Times New Roman" w:hAnsi="Times New Roman" w:cs="Times New Roman"/>
+                <w:sz w:val="20"/>
+                <w:szCs w:val="20"/>
+                <w:lang w:eastAsia="cs-CZ"/>
+              </w:rPr>
+              <w:t>ro</w:t>
+            </w:r>
+            <w:r>
+              <w:rPr>
+                <w:rFonts w:ascii="Times New Roman" w:eastAsia="Times New Roman" w:hAnsi="Times New Roman" w:cs="Times New Roman"/>
+                <w:sz w:val="20"/>
+                <w:szCs w:val="20"/>
+                <w:lang w:eastAsia="cs-CZ"/>
+              </w:rPr>
+              <w:t xml:space="preserve"> </w:t>
+            </w:r>
+            <w:r>
+              <w:rPr>
+                <w:rFonts w:ascii="Times New Roman" w:eastAsia="Times New Roman" w:hAnsi="Times New Roman" w:cs="Times New Roman"/>
+                <w:sz w:val="20"/>
+                <w:szCs w:val="20"/>
+                <w:lang w:eastAsia="cs-CZ"/>
+              </w:rPr>
+              <w:t>kreslený bod</w:t>
+            </w:r>
+            <w:r>
+              <w:rPr>
+                <w:rFonts w:ascii="Times New Roman" w:eastAsia="Times New Roman" w:hAnsi="Times New Roman" w:cs="Times New Roman"/>
+                <w:sz w:val="20"/>
+                <w:szCs w:val="20"/>
+                <w:lang w:eastAsia="cs-CZ"/>
+              </w:rPr>
+              <w:t xml:space="preserve"> získat hodnoty vrcholů se správnými vaham</w:t>
+            </w:r>
+            <w:r>
+              <w:rPr>
+                <w:rFonts w:ascii="Times New Roman" w:eastAsia="Times New Roman" w:hAnsi="Times New Roman" w:cs="Times New Roman"/>
+                <w:sz w:val="20"/>
+                <w:szCs w:val="20"/>
+                <w:lang w:eastAsia="cs-CZ"/>
+              </w:rPr>
+              <w:t>i</w:t>
+            </w:r>
+            <w:r>
+              <w:rPr>
+                <w:rFonts w:ascii="Times New Roman" w:eastAsia="Times New Roman" w:hAnsi="Times New Roman" w:cs="Times New Roman"/>
+                <w:sz w:val="20"/>
+                <w:szCs w:val="20"/>
+                <w:lang w:eastAsia="cs-CZ"/>
+              </w:rPr>
+              <w:t xml:space="preserve">. AI mi napovědělo </w:t>
+            </w:r>
+            <w:r>
+              <w:rPr>
+                <w:rFonts w:ascii="Times New Roman" w:eastAsia="Times New Roman" w:hAnsi="Times New Roman" w:cs="Times New Roman"/>
+                <w:sz w:val="20"/>
+                <w:szCs w:val="20"/>
+                <w:lang w:eastAsia="cs-CZ"/>
+              </w:rPr>
+              <w:t xml:space="preserve">že se snažím o </w:t>
+            </w:r>
+            <w:proofErr w:type="spellStart"/>
+            <w:r>
+              <w:rPr>
+                <w:rFonts w:ascii="Times New Roman" w:eastAsia="Times New Roman" w:hAnsi="Times New Roman" w:cs="Times New Roman"/>
+                <w:sz w:val="20"/>
+                <w:szCs w:val="20"/>
+                <w:lang w:eastAsia="cs-CZ"/>
+              </w:rPr>
+              <w:t>barycentrické</w:t>
+            </w:r>
+            <w:proofErr w:type="spellEnd"/>
+            <w:r>
+              <w:rPr>
+                <w:rFonts w:ascii="Times New Roman" w:eastAsia="Times New Roman" w:hAnsi="Times New Roman" w:cs="Times New Roman"/>
+                <w:sz w:val="20"/>
+                <w:szCs w:val="20"/>
+                <w:lang w:eastAsia="cs-CZ"/>
+              </w:rPr>
+              <w:t xml:space="preserve"> </w:t>
+            </w:r>
+            <w:r>
+              <w:rPr>
+                <w:rFonts w:ascii="Times New Roman" w:eastAsia="Times New Roman" w:hAnsi="Times New Roman" w:cs="Times New Roman"/>
+                <w:sz w:val="20"/>
+                <w:szCs w:val="20"/>
+                <w:lang w:eastAsia="cs-CZ"/>
+              </w:rPr>
+              <w:t>souřadnice</w:t>
+            </w:r>
+            <w:r>
+              <w:rPr>
+                <w:rFonts w:ascii="Times New Roman" w:eastAsia="Times New Roman" w:hAnsi="Times New Roman" w:cs="Times New Roman"/>
+                <w:sz w:val="20"/>
+                <w:szCs w:val="20"/>
+                <w:lang w:eastAsia="cs-CZ"/>
+              </w:rPr>
+              <w:t xml:space="preserve"> a abych </w:t>
+            </w:r>
+            <w:r>
+              <w:rPr>
+                <w:rFonts w:ascii="Times New Roman" w:eastAsia="Times New Roman" w:hAnsi="Times New Roman" w:cs="Times New Roman"/>
+                <w:sz w:val="20"/>
+                <w:szCs w:val="20"/>
+                <w:lang w:eastAsia="cs-CZ"/>
+              </w:rPr>
+              <w:t xml:space="preserve">pro výpočet </w:t>
+            </w:r>
+            <w:r>
+              <w:rPr>
+                <w:rFonts w:ascii="Times New Roman" w:eastAsia="Times New Roman" w:hAnsi="Times New Roman" w:cs="Times New Roman"/>
+                <w:sz w:val="20"/>
+                <w:szCs w:val="20"/>
+                <w:lang w:eastAsia="cs-CZ"/>
+              </w:rPr>
+              <w:t xml:space="preserve">oblastí </w:t>
+            </w:r>
+            <w:r>
+              <w:rPr>
+                <w:rFonts w:ascii="Times New Roman" w:eastAsia="Times New Roman" w:hAnsi="Times New Roman" w:cs="Times New Roman"/>
+                <w:sz w:val="20"/>
+                <w:szCs w:val="20"/>
+                <w:lang w:eastAsia="cs-CZ"/>
+              </w:rPr>
+              <w:t>využil vektorového součinu.</w:t>
+            </w:r>
+            <w:r>
+              <w:rPr>
+                <w:rFonts w:ascii="Times New Roman" w:eastAsia="Times New Roman" w:hAnsi="Times New Roman" w:cs="Times New Roman"/>
+                <w:sz w:val="20"/>
+                <w:szCs w:val="20"/>
+                <w:lang w:eastAsia="cs-CZ"/>
+              </w:rPr>
+              <w:t xml:space="preserve"> Potřebný kód jsem ale implementoval sám</w:t>
+            </w:r>
           </w:p>
         </w:tc>
       </w:tr>
@@ -2390,7 +3288,7 @@
 </file>
 
 <file path=word/endnotes.xml><?xml version="1.0" encoding="utf-8"?>
-<w:endnotes xmlns:wpc="http://schemas.microsoft.com/office/word/2010/wordprocessingCanvas" xmlns:cx="http://schemas.microsoft.com/office/drawing/2014/chartex" xmlns:cx1="http://schemas.microsoft.com/office/drawing/2015/9/8/chartex" xmlns:cx2="http://schemas.microsoft.com/office/drawing/2015/10/21/chartex" xmlns:cx3="http://schemas.microsoft.com/office/drawing/2016/5/9/chartex" xmlns:cx4="http://schemas.microsoft.com/office/drawing/2016/5/10/chartex" xmlns:cx5="http://schemas.microsoft.com/office/drawing/2016/5/11/chartex" xmlns:cx6="http://schemas.microsoft.com/office/drawing/2016/5/12/chartex" xmlns:cx7="http://schemas.microsoft.com/office/drawing/2016/5/13/chartex" xmlns:cx8="http://schemas.microsoft.com/office/drawing/2016/5/14/chartex" xmlns:mc="http://schemas.openxmlformats.org/markup-compatibility/2006" xmlns:m="http://schemas.openxmlformats.org/officeDocument/2006/math" xmlns:aink="http://schemas.microsoft.com/office/drawing/2016/ink" xmlns:am3d="http://schemas.microsoft.com/office/drawing/2017/model3d" xmlns:oel="http://schemas.microsoft.com/office/2019/extlst" xmlns:r="http://schemas.openxmlformats.org/officeDocument/2006/relationships" xmlns:wp14="http://schemas.microsoft.com/office/word/2010/wordprocessingDrawing" xmlns:wp="http://schemas.openxmlformats.org/drawingml/2006/wordprocessingDrawing" xmlns:wpg="http://schemas.microsoft.com/office/word/2010/wordprocessingGroup" xmlns:wpi="http://schemas.microsoft.com/office/word/2010/wordprocessingInk" xmlns:wps="http://schemas.microsoft.com/office/word/2010/wordprocessingShape" xmlns:o="urn:schemas-microsoft-com:office:office" xmlns:v="urn:schemas-microsoft-com:vml" xmlns:w10="urn:schemas-microsoft-com:office:word" xmlns:w="http://schemas.openxmlformats.org/wordprocessingml/2006/main" xmlns:w14="http://schemas.microsoft.com/office/word/2010/wordml" xmlns:w15="http://schemas.microsoft.com/office/word/2012/wordml" xmlns:w16cex="http://schemas.microsoft.com/office/word/2018/wordml/cex" xmlns:w16cid="http://schemas.microsoft.com/office/word/2016/wordml/cid" xmlns:w16="http://schemas.microsoft.com/office/word/2018/wordml" xmlns:w16sdtdh="http://schemas.microsoft.com/office/word/2020/wordml/sdtdatahash" xmlns:w16sdtfl="http://schemas.microsoft.com/office/word/2024/wordml/sdtformatlock" xmlns:w16se="http://schemas.microsoft.com/office/word/2015/wordml/symex" xmlns:w16du="http://schemas.microsoft.com/office/word/2023/wordml/word16du" xmlns:wne="http://schemas.microsoft.com/office/word/2006/wordml" mc:Ignorable="w14 w15 w16se w16cid w16 w16cex w16sdtdh w16sdtfl w16du wp14">
+<w:endnotes xmlns:wpc="http://schemas.microsoft.com/office/word/2010/wordprocessingCanvas" xmlns:cx="http://schemas.microsoft.com/office/drawing/2014/chartex" xmlns:cx1="http://schemas.microsoft.com/office/drawing/2015/9/8/chartex" xmlns:mc="http://schemas.openxmlformats.org/markup-compatibility/2006" xmlns:o="urn:schemas-microsoft-com:office:office" xmlns:r="http://schemas.openxmlformats.org/officeDocument/2006/relationships" xmlns:m="http://schemas.openxmlformats.org/officeDocument/2006/math" xmlns:v="urn:schemas-microsoft-com:vml" xmlns:wp14="http://schemas.microsoft.com/office/word/2010/wordprocessingDrawing" xmlns:wp="http://schemas.openxmlformats.org/drawingml/2006/wordprocessingDrawing" xmlns:w10="urn:schemas-microsoft-com:office:word" xmlns:w="http://schemas.openxmlformats.org/wordprocessingml/2006/main" xmlns:w14="http://schemas.microsoft.com/office/word/2010/wordml" xmlns:w15="http://schemas.microsoft.com/office/word/2012/wordml" xmlns:w16se="http://schemas.microsoft.com/office/word/2015/wordml/symex" xmlns:wpg="http://schemas.microsoft.com/office/word/2010/wordprocessingGroup" xmlns:wpi="http://schemas.microsoft.com/office/word/2010/wordprocessingInk" xmlns:wne="http://schemas.microsoft.com/office/word/2006/wordml" xmlns:wps="http://schemas.microsoft.com/office/word/2010/wordprocessingShape" mc:Ignorable="w14 w15 w16se wp14">
   <w:endnote w:type="separator" w:id="-1">
     <w:p>
       <w:pPr>
@@ -2415,7 +3313,7 @@
 </file>
 
 <file path=word/footnotes.xml><?xml version="1.0" encoding="utf-8"?>
-<w:footnotes xmlns:wpc="http://schemas.microsoft.com/office/word/2010/wordprocessingCanvas" xmlns:cx="http://schemas.microsoft.com/office/drawing/2014/chartex" xmlns:cx1="http://schemas.microsoft.com/office/drawing/2015/9/8/chartex" xmlns:cx2="http://schemas.microsoft.com/office/drawing/2015/10/21/chartex" xmlns:cx3="http://schemas.microsoft.com/office/drawing/2016/5/9/chartex" xmlns:cx4="http://schemas.microsoft.com/office/drawing/2016/5/10/chartex" xmlns:cx5="http://schemas.microsoft.com/office/drawing/2016/5/11/chartex" xmlns:cx6="http://schemas.microsoft.com/office/drawing/2016/5/12/chartex" xmlns:cx7="http://schemas.microsoft.com/office/drawing/2016/5/13/chartex" xmlns:cx8="http://schemas.microsoft.com/office/drawing/2016/5/14/chartex" xmlns:mc="http://schemas.openxmlformats.org/markup-compatibility/2006" xmlns:m="http://schemas.openxmlformats.org/officeDocument/2006/math" xmlns:aink="http://schemas.microsoft.com/office/drawing/2016/ink" xmlns:am3d="http://schemas.microsoft.com/office/drawing/2017/model3d" xmlns:oel="http://schemas.microsoft.com/office/2019/extlst" xmlns:r="http://schemas.openxmlformats.org/officeDocument/2006/relationships" xmlns:wp14="http://schemas.microsoft.com/office/word/2010/wordprocessingDrawing" xmlns:wp="http://schemas.openxmlformats.org/drawingml/2006/wordprocessingDrawing" xmlns:wpg="http://schemas.microsoft.com/office/word/2010/wordprocessingGroup" xmlns:wpi="http://schemas.microsoft.com/office/word/2010/wordprocessingInk" xmlns:wps="http://schemas.microsoft.com/office/word/2010/wordprocessingShape" xmlns:o="urn:schemas-microsoft-com:office:office" xmlns:v="urn:schemas-microsoft-com:vml" xmlns:w10="urn:schemas-microsoft-com:office:word" xmlns:w="http://schemas.openxmlformats.org/wordprocessingml/2006/main" xmlns:w14="http://schemas.microsoft.com/office/word/2010/wordml" xmlns:w15="http://schemas.microsoft.com/office/word/2012/wordml" xmlns:w16cex="http://schemas.microsoft.com/office/word/2018/wordml/cex" xmlns:w16cid="http://schemas.microsoft.com/office/word/2016/wordml/cid" xmlns:w16="http://schemas.microsoft.com/office/word/2018/wordml" xmlns:w16sdtdh="http://schemas.microsoft.com/office/word/2020/wordml/sdtdatahash" xmlns:w16sdtfl="http://schemas.microsoft.com/office/word/2024/wordml/sdtformatlock" xmlns:w16se="http://schemas.microsoft.com/office/word/2015/wordml/symex" xmlns:w16du="http://schemas.microsoft.com/office/word/2023/wordml/word16du" xmlns:wne="http://schemas.microsoft.com/office/word/2006/wordml" mc:Ignorable="w14 w15 w16se w16cid w16 w16cex w16sdtdh w16sdtfl w16du wp14">
+<w:footnotes xmlns:wpc="http://schemas.microsoft.com/office/word/2010/wordprocessingCanvas" xmlns:cx="http://schemas.microsoft.com/office/drawing/2014/chartex" xmlns:cx1="http://schemas.microsoft.com/office/drawing/2015/9/8/chartex" xmlns:mc="http://schemas.openxmlformats.org/markup-compatibility/2006" xmlns:o="urn:schemas-microsoft-com:office:office" xmlns:r="http://schemas.openxmlformats.org/officeDocument/2006/relationships" xmlns:m="http://schemas.openxmlformats.org/officeDocument/2006/math" xmlns:v="urn:schemas-microsoft-com:vml" xmlns:wp14="http://schemas.microsoft.com/office/word/2010/wordprocessingDrawing" xmlns:wp="http://schemas.openxmlformats.org/drawingml/2006/wordprocessingDrawing" xmlns:w10="urn:schemas-microsoft-com:office:word" xmlns:w="http://schemas.openxmlformats.org/wordprocessingml/2006/main" xmlns:w14="http://schemas.microsoft.com/office/word/2010/wordml" xmlns:w15="http://schemas.microsoft.com/office/word/2012/wordml" xmlns:w16se="http://schemas.microsoft.com/office/word/2015/wordml/symex" xmlns:wpg="http://schemas.microsoft.com/office/word/2010/wordprocessingGroup" xmlns:wpi="http://schemas.microsoft.com/office/word/2010/wordprocessingInk" xmlns:wne="http://schemas.microsoft.com/office/word/2006/wordml" xmlns:wps="http://schemas.microsoft.com/office/word/2010/wordprocessingShape" mc:Ignorable="w14 w15 w16se wp14">
   <w:footnote w:type="separator" w:id="-1">
     <w:p>
       <w:pPr>
@@ -2440,10 +3338,10 @@
 </file>
 
 <file path=word/header1.xml><?xml version="1.0" encoding="utf-8"?>
-<w:hdr xmlns:wpc="http://schemas.microsoft.com/office/word/2010/wordprocessingCanvas" xmlns:cx="http://schemas.microsoft.com/office/drawing/2014/chartex" xmlns:cx1="http://schemas.microsoft.com/office/drawing/2015/9/8/chartex" xmlns:cx2="http://schemas.microsoft.com/office/drawing/2015/10/21/chartex" xmlns:cx3="http://schemas.microsoft.com/office/drawing/2016/5/9/chartex" xmlns:cx4="http://schemas.microsoft.com/office/drawing/2016/5/10/chartex" xmlns:cx5="http://schemas.microsoft.com/office/drawing/2016/5/11/chartex" xmlns:cx6="http://schemas.microsoft.com/office/drawing/2016/5/12/chartex" xmlns:cx7="http://schemas.microsoft.com/office/drawing/2016/5/13/chartex" xmlns:cx8="http://schemas.microsoft.com/office/drawing/2016/5/14/chartex" xmlns:mc="http://schemas.openxmlformats.org/markup-compatibility/2006" xmlns:m="http://schemas.openxmlformats.org/officeDocument/2006/math" xmlns:aink="http://schemas.microsoft.com/office/drawing/2016/ink" xmlns:am3d="http://schemas.microsoft.com/office/drawing/2017/model3d" xmlns:oel="http://schemas.microsoft.com/office/2019/extlst" xmlns:r="http://schemas.openxmlformats.org/officeDocument/2006/relationships" xmlns:wp14="http://schemas.microsoft.com/office/word/2010/wordprocessingDrawing" xmlns:wp="http://schemas.openxmlformats.org/drawingml/2006/wordprocessingDrawing" xmlns:wpg="http://schemas.microsoft.com/office/word/2010/wordprocessingGroup" xmlns:wpi="http://schemas.microsoft.com/office/word/2010/wordprocessingInk" xmlns:wps="http://schemas.microsoft.com/office/word/2010/wordprocessingShape" xmlns:o="urn:schemas-microsoft-com:office:office" xmlns:v="urn:schemas-microsoft-com:vml" xmlns:w10="urn:schemas-microsoft-com:office:word" xmlns:w="http://schemas.openxmlformats.org/wordprocessingml/2006/main" xmlns:w14="http://schemas.microsoft.com/office/word/2010/wordml" xmlns:w15="http://schemas.microsoft.com/office/word/2012/wordml" xmlns:w16cex="http://schemas.microsoft.com/office/word/2018/wordml/cex" xmlns:w16cid="http://schemas.microsoft.com/office/word/2016/wordml/cid" xmlns:w16="http://schemas.microsoft.com/office/word/2018/wordml" xmlns:w16sdtdh="http://schemas.microsoft.com/office/word/2020/wordml/sdtdatahash" xmlns:w16sdtfl="http://schemas.microsoft.com/office/word/2024/wordml/sdtformatlock" xmlns:w16se="http://schemas.microsoft.com/office/word/2015/wordml/symex" xmlns:w16du="http://schemas.microsoft.com/office/word/2023/wordml/word16du" xmlns:wne="http://schemas.microsoft.com/office/word/2006/wordml" mc:Ignorable="w14 w15 w16se w16cid w16 w16cex w16sdtdh w16sdtfl w16du wp14">
+<w:hdr xmlns:wpc="http://schemas.microsoft.com/office/word/2010/wordprocessingCanvas" xmlns:cx="http://schemas.microsoft.com/office/drawing/2014/chartex" xmlns:cx1="http://schemas.microsoft.com/office/drawing/2015/9/8/chartex" xmlns:mc="http://schemas.openxmlformats.org/markup-compatibility/2006" xmlns:o="urn:schemas-microsoft-com:office:office" xmlns:r="http://schemas.openxmlformats.org/officeDocument/2006/relationships" xmlns:m="http://schemas.openxmlformats.org/officeDocument/2006/math" xmlns:v="urn:schemas-microsoft-com:vml" xmlns:wp14="http://schemas.microsoft.com/office/word/2010/wordprocessingDrawing" xmlns:wp="http://schemas.openxmlformats.org/drawingml/2006/wordprocessingDrawing" xmlns:w10="urn:schemas-microsoft-com:office:word" xmlns:w="http://schemas.openxmlformats.org/wordprocessingml/2006/main" xmlns:w14="http://schemas.microsoft.com/office/word/2010/wordml" xmlns:w15="http://schemas.microsoft.com/office/word/2012/wordml" xmlns:w16se="http://schemas.microsoft.com/office/word/2015/wordml/symex" xmlns:wpg="http://schemas.microsoft.com/office/word/2010/wordprocessingGroup" xmlns:wpi="http://schemas.microsoft.com/office/word/2010/wordprocessingInk" xmlns:wne="http://schemas.microsoft.com/office/word/2006/wordml" xmlns:wps="http://schemas.microsoft.com/office/word/2010/wordprocessingShape" mc:Ignorable="w14 w15 w16se wp14">
   <w:p>
     <w:pPr>
-      <w:pStyle w:val="Header"/>
+      <w:pStyle w:val="Zhlav"/>
       <w:tabs>
         <w:tab w:val="clear" w:pos="9072"/>
         <w:tab w:val="right" w:pos="10913"/>
@@ -2560,27 +3458,8 @@
         <w:rFonts w:ascii="Arial" w:hAnsi="Arial" w:cs="Arial"/>
         <w:b/>
         <w:bCs/>
-        <w:highlight w:val="yellow"/>
       </w:rPr>
-      <w:t>Jméno a Příjm</w:t>
-    </w:r>
-    <w:r>
-      <w:rPr>
-        <w:rFonts w:ascii="Arial" w:hAnsi="Arial" w:cs="Arial"/>
-        <w:b/>
-        <w:bCs/>
-        <w:highlight w:val="yellow"/>
-      </w:rPr>
-      <w:t>e</w:t>
-    </w:r>
-    <w:r>
-      <w:rPr>
-        <w:rFonts w:ascii="Arial" w:hAnsi="Arial" w:cs="Arial"/>
-        <w:b/>
-        <w:bCs/>
-        <w:highlight w:val="yellow"/>
-      </w:rPr>
-      <w:t>ní</w:t>
+      <w:t>Ondřej Hájek</w:t>
     </w:r>
     <w:r>
       <w:rPr>
@@ -2593,14 +3472,14 @@
   </w:p>
   <w:p>
     <w:pPr>
-      <w:pStyle w:val="Header"/>
+      <w:pStyle w:val="Zhlav"/>
     </w:pPr>
   </w:p>
 </w:hdr>
 </file>
 
 <file path=word/styles.xml><?xml version="1.0" encoding="utf-8"?>
-<w:styles xmlns:mc="http://schemas.openxmlformats.org/markup-compatibility/2006" xmlns:r="http://schemas.openxmlformats.org/officeDocument/2006/relationships" xmlns:w="http://schemas.openxmlformats.org/wordprocessingml/2006/main" xmlns:w14="http://schemas.microsoft.com/office/word/2010/wordml" xmlns:w15="http://schemas.microsoft.com/office/word/2012/wordml" xmlns:w16cex="http://schemas.microsoft.com/office/word/2018/wordml/cex" xmlns:w16cid="http://schemas.microsoft.com/office/word/2016/wordml/cid" xmlns:w16="http://schemas.microsoft.com/office/word/2018/wordml" xmlns:w16sdtdh="http://schemas.microsoft.com/office/word/2020/wordml/sdtdatahash" xmlns:w16sdtfl="http://schemas.microsoft.com/office/word/2024/wordml/sdtformatlock" xmlns:w16se="http://schemas.microsoft.com/office/word/2015/wordml/symex" xmlns:w16du="http://schemas.microsoft.com/office/word/2023/wordml/word16du" mc:Ignorable="w14 w15 w16se w16cid w16 w16cex w16sdtdh w16sdtfl w16du">
+<w:styles xmlns:mc="http://schemas.openxmlformats.org/markup-compatibility/2006" xmlns:r="http://schemas.openxmlformats.org/officeDocument/2006/relationships" xmlns:w="http://schemas.openxmlformats.org/wordprocessingml/2006/main" xmlns:w14="http://schemas.microsoft.com/office/word/2010/wordml" xmlns:w15="http://schemas.microsoft.com/office/word/2012/wordml" xmlns:w16se="http://schemas.microsoft.com/office/word/2015/wordml/symex" mc:Ignorable="w14 w15 w16se">
   <w:docDefaults>
     <w:rPrDefault>
       <w:rPr>
@@ -2616,7 +3495,7 @@
       </w:pPr>
     </w:pPrDefault>
   </w:docDefaults>
-  <w:latentStyles w:defLockedState="0" w:defUIPriority="99" w:defSemiHidden="0" w:defUnhideWhenUsed="0" w:defQFormat="0" w:count="376">
+  <w:latentStyles w:defLockedState="0" w:defUIPriority="99" w:defSemiHidden="0" w:defUnhideWhenUsed="0" w:defQFormat="0" w:count="371">
     <w:lsdException w:name="Normal" w:uiPriority="0" w:qFormat="1"/>
     <w:lsdException w:name="heading 1" w:uiPriority="9" w:qFormat="1"/>
     <w:lsdException w:name="heading 2" w:semiHidden="1" w:uiPriority="9" w:unhideWhenUsed="1" w:qFormat="1"/>
@@ -2988,23 +3867,18 @@
     <w:lsdException w:name="List Table 5 Dark Accent 6" w:uiPriority="50"/>
     <w:lsdException w:name="List Table 6 Colorful Accent 6" w:uiPriority="51"/>
     <w:lsdException w:name="List Table 7 Colorful Accent 6" w:uiPriority="52"/>
-    <w:lsdException w:name="Mention" w:semiHidden="1" w:unhideWhenUsed="1"/>
-    <w:lsdException w:name="Smart Hyperlink" w:semiHidden="1" w:unhideWhenUsed="1"/>
-    <w:lsdException w:name="Hashtag" w:semiHidden="1" w:unhideWhenUsed="1"/>
-    <w:lsdException w:name="Unresolved Mention" w:semiHidden="1" w:unhideWhenUsed="1"/>
-    <w:lsdException w:name="Smart Link" w:semiHidden="1" w:unhideWhenUsed="1"/>
   </w:latentStyles>
-  <w:style w:type="paragraph" w:default="1" w:styleId="Normal">
+  <w:style w:type="paragraph" w:default="1" w:styleId="Normln">
     <w:name w:val="Normal"/>
     <w:qFormat/>
   </w:style>
-  <w:style w:type="character" w:default="1" w:styleId="DefaultParagraphFont">
+  <w:style w:type="character" w:default="1" w:styleId="Standardnpsmoodstavce">
     <w:name w:val="Default Paragraph Font"/>
     <w:uiPriority w:val="1"/>
     <w:semiHidden/>
     <w:unhideWhenUsed/>
   </w:style>
-  <w:style w:type="table" w:default="1" w:styleId="TableNormal">
+  <w:style w:type="table" w:default="1" w:styleId="Normlntabulka">
     <w:name w:val="Normal Table"/>
     <w:uiPriority w:val="99"/>
     <w:semiHidden/>
@@ -3019,15 +3893,15 @@
       </w:tblCellMar>
     </w:tblPr>
   </w:style>
-  <w:style w:type="numbering" w:default="1" w:styleId="NoList">
+  <w:style w:type="numbering" w:default="1" w:styleId="Bezseznamu">
     <w:name w:val="No List"/>
     <w:uiPriority w:val="99"/>
     <w:semiHidden/>
     <w:unhideWhenUsed/>
   </w:style>
-  <w:style w:type="table" w:styleId="ListTable6ColourfulAccent1">
+  <w:style w:type="table" w:styleId="Barevntabulkaseznamu6zvraznn1">
     <w:name w:val="List Table 6 Colorful Accent 1"/>
-    <w:basedOn w:val="TableNormal"/>
+    <w:basedOn w:val="Normlntabulka"/>
     <w:uiPriority w:val="51"/>
     <w:rsid w:val="00BA3AC7"/>
     <w:pPr>
@@ -3093,9 +3967,9 @@
       </w:tcPr>
     </w:tblStylePr>
   </w:style>
-  <w:style w:type="table" w:styleId="GridTable2">
+  <w:style w:type="table" w:styleId="Tabulkasmkou2">
     <w:name w:val="Grid Table 2"/>
-    <w:basedOn w:val="TableNormal"/>
+    <w:basedOn w:val="Normlntabulka"/>
     <w:uiPriority w:val="47"/>
     <w:rsid w:val="00AA7996"/>
     <w:pPr>
@@ -3168,10 +4042,10 @@
       </w:tcPr>
     </w:tblStylePr>
   </w:style>
-  <w:style w:type="paragraph" w:styleId="Header">
+  <w:style w:type="paragraph" w:styleId="Zhlav">
     <w:name w:val="header"/>
-    <w:basedOn w:val="Normal"/>
-    <w:link w:val="HeaderChar"/>
+    <w:basedOn w:val="Normln"/>
+    <w:link w:val="ZhlavChar"/>
     <w:uiPriority w:val="99"/>
     <w:unhideWhenUsed/>
     <w:rsid w:val="002C0FFA"/>
@@ -3183,17 +4057,17 @@
       <w:spacing w:after="0" w:line="240" w:lineRule="auto"/>
     </w:pPr>
   </w:style>
-  <w:style w:type="character" w:customStyle="1" w:styleId="HeaderChar">
-    <w:name w:val="Header Char"/>
-    <w:basedOn w:val="DefaultParagraphFont"/>
-    <w:link w:val="Header"/>
+  <w:style w:type="character" w:customStyle="1" w:styleId="ZhlavChar">
+    <w:name w:val="Záhlaví Char"/>
+    <w:basedOn w:val="Standardnpsmoodstavce"/>
+    <w:link w:val="Zhlav"/>
     <w:uiPriority w:val="99"/>
     <w:rsid w:val="002C0FFA"/>
   </w:style>
-  <w:style w:type="paragraph" w:styleId="Footer">
+  <w:style w:type="paragraph" w:styleId="Zpat">
     <w:name w:val="footer"/>
-    <w:basedOn w:val="Normal"/>
-    <w:link w:val="FooterChar"/>
+    <w:basedOn w:val="Normln"/>
+    <w:link w:val="ZpatChar"/>
     <w:uiPriority w:val="99"/>
     <w:unhideWhenUsed/>
     <w:rsid w:val="002C0FFA"/>
@@ -3205,10 +4079,10 @@
       <w:spacing w:after="0" w:line="240" w:lineRule="auto"/>
     </w:pPr>
   </w:style>
-  <w:style w:type="character" w:customStyle="1" w:styleId="FooterChar">
-    <w:name w:val="Footer Char"/>
-    <w:basedOn w:val="DefaultParagraphFont"/>
-    <w:link w:val="Footer"/>
+  <w:style w:type="character" w:customStyle="1" w:styleId="ZpatChar">
+    <w:name w:val="Zápatí Char"/>
+    <w:basedOn w:val="Standardnpsmoodstavce"/>
+    <w:link w:val="Zpat"/>
     <w:uiPriority w:val="99"/>
     <w:rsid w:val="002C0FFA"/>
   </w:style>

--- a/doc/PozadavkyPGRF1_Task1_2026.docx
+++ b/doc/PozadavkyPGRF1_Task1_2026.docx
@@ -764,8 +764,6 @@
                 <w:lang w:eastAsia="cs-CZ"/>
               </w:rPr>
             </w:pPr>
-            <w:bookmarkStart w:id="0" w:name="_GoBack"/>
-            <w:bookmarkEnd w:id="0"/>
           </w:p>
         </w:tc>
       </w:tr>
@@ -975,6 +973,8 @@
             </w:pPr>
           </w:p>
         </w:tc>
+        <w:bookmarkStart w:id="0" w:name="_GoBack"/>
+        <w:bookmarkEnd w:id="0"/>
       </w:tr>
       <w:tr>
         <w:trPr>
@@ -3468,6 +3468,14 @@
         <w:bCs/>
       </w:rPr>
       <w:t>, cvičení</w:t>
+    </w:r>
+    <w:r>
+      <w:rPr>
+        <w:rFonts w:ascii="Arial" w:hAnsi="Arial" w:cs="Arial"/>
+        <w:b/>
+        <w:bCs/>
+      </w:rPr>
+      <w:t xml:space="preserve"> 06</w:t>
     </w:r>
   </w:p>
   <w:p>

--- a/doc/PozadavkyPGRF1_Task1_2026.docx
+++ b/doc/PozadavkyPGRF1_Task1_2026.docx
@@ -973,8 +973,6 @@
             </w:pPr>
           </w:p>
         </w:tc>
-        <w:bookmarkStart w:id="0" w:name="_GoBack"/>
-        <w:bookmarkEnd w:id="0"/>
       </w:tr>
       <w:tr>
         <w:trPr>
@@ -2201,15 +2199,29 @@
                 <w:lang w:eastAsia="cs-CZ"/>
               </w:rPr>
             </w:pPr>
-            <w:r>
-              <w:rPr>
-                <w:rFonts w:ascii="Times New Roman" w:eastAsia="Times New Roman" w:hAnsi="Times New Roman" w:cs="Times New Roman"/>
-                <w:sz w:val="20"/>
-                <w:szCs w:val="20"/>
-                <w:lang w:eastAsia="cs-CZ"/>
-              </w:rPr>
-              <w:t>https://github.com/Packalman/UHK-PGRF1-Ukol1</w:t>
-            </w:r>
+            <w:hyperlink r:id="rId6" w:history="1">
+              <w:r>
+                <w:rPr>
+                  <w:rStyle w:val="Hypertextovodkaz"/>
+                  <w:rFonts w:ascii="Times New Roman" w:eastAsia="Times New Roman" w:hAnsi="Times New Roman" w:cs="Times New Roman"/>
+                  <w:sz w:val="20"/>
+                  <w:szCs w:val="20"/>
+                  <w:lang w:eastAsia="cs-CZ"/>
+                </w:rPr>
+                <w:t>https://github.com/Packalman/UHK-PGRF1-Ukol1</w:t>
+              </w:r>
+            </w:hyperlink>
+            <w:r>
+              <w:rPr>
+                <w:rFonts w:ascii="Times New Roman" w:eastAsia="Times New Roman" w:hAnsi="Times New Roman" w:cs="Times New Roman"/>
+                <w:sz w:val="20"/>
+                <w:szCs w:val="20"/>
+                <w:lang w:eastAsia="cs-CZ"/>
+              </w:rPr>
+              <w:t xml:space="preserve"> </w:t>
+            </w:r>
+            <w:bookmarkStart w:id="0" w:name="_GoBack"/>
+            <w:bookmarkEnd w:id="0"/>
           </w:p>
         </w:tc>
       </w:tr>
@@ -3277,7 +3289,7 @@
       </w:pPr>
     </w:p>
     <w:sectPr>
-      <w:headerReference w:type="default" r:id="rId6"/>
+      <w:headerReference w:type="default" r:id="rId7"/>
       <w:pgSz w:w="16838" w:h="11906" w:orient="landscape"/>
       <w:pgMar w:top="567" w:right="720" w:bottom="426" w:left="720" w:header="708" w:footer="708" w:gutter="0"/>
       <w:cols w:space="708"/>
@@ -4094,6 +4106,17 @@
     <w:uiPriority w:val="99"/>
     <w:rsid w:val="002C0FFA"/>
   </w:style>
+  <w:style w:type="character" w:styleId="Hypertextovodkaz">
+    <w:name w:val="Hyperlink"/>
+    <w:basedOn w:val="Standardnpsmoodstavce"/>
+    <w:uiPriority w:val="99"/>
+    <w:unhideWhenUsed/>
+    <w:rsid w:val="00154B8C"/>
+    <w:rPr>
+      <w:color w:val="0563C1" w:themeColor="hyperlink"/>
+      <w:u w:val="single"/>
+    </w:rPr>
+  </w:style>
 </w:styles>
 </file>
 
